--- a/Focus Group Materials/Worksheets/D2C_Athlete_Worksheet.docx
+++ b/Focus Group Materials/Worksheets/D2C_Athlete_Worksheet.docx
@@ -13,7 +13,7 @@
           <w:color w:val="000000"/>
           <w:sz w:val="40"/>
         </w:rPr>
-        <w:t>VIRTUSFOCUS FOCUS GROUP</w:t>
+        <w:t>"VirtusFocus" Focus Group</w:t>
       </w:r>
     </w:p>
     <w:p>
